--- a/docs/Next_Owner_Market_Facebook_Page_Kit.docx
+++ b/docs/Next_Owner_Market_Facebook_Page_Kit.docx
@@ -102,7 +102,7 @@
         <w:t xml:space="preserve">2026.</w:t>
       </w:r>
     </w:p>
-    <w:bookmarkStart w:id="20" w:name="page-name"/>
+    <w:bookmarkStart w:id="20" w:name="X6356da4778c9e2aef540715de14f67a4bfd4388"/>
     <w:p>
       <w:pPr>
         <w:pStyle w:val="Heading1"/>
@@ -124,7 +124,7 @@
       </w:r>
     </w:p>
     <w:bookmarkEnd w:id="20"/>
-    <w:bookmarkStart w:id="21" w:name="pictures"/>
+    <w:bookmarkStart w:id="21" w:name="X7856fda20e6dfca9936d1d6cc6d2d3131634152"/>
     <w:p>
       <w:pPr>
         <w:pStyle w:val="Heading1"/>
@@ -178,7 +178,7 @@
       </w:r>
     </w:p>
     <w:bookmarkEnd w:id="21"/>
-    <w:bookmarkStart w:id="22" w:name="categories-pick-up-to-3"/>
+    <w:bookmarkStart w:id="22" w:name="X1d75591e752bc6c09b87b44fd07f681d182e789"/>
     <w:p>
       <w:pPr>
         <w:pStyle w:val="Heading1"/>
@@ -228,11 +228,11 @@
         <w:pStyle w:val="FirstParagraph"/>
       </w:pPr>
       <w:r>
-        <w:t xml:space="preserve">If one won’t come up, use Shopping &amp; Retail instead.</w:t>
+        <w:t xml:space="preserve">If one won't come up, use Shopping &amp; Retail instead.</w:t>
       </w:r>
     </w:p>
     <w:bookmarkEnd w:id="22"/>
-    <w:bookmarkStart w:id="23" w:name="X18d413fc2b0c18569e4313278c598ffa11073bb"/>
+    <w:bookmarkStart w:id="23" w:name="X0c87f7c6b053c1ab78df6d3602612098549962a"/>
     <w:p>
       <w:pPr>
         <w:pStyle w:val="Heading1"/>
@@ -286,7 +286,7 @@
       </w:r>
     </w:p>
     <w:bookmarkEnd w:id="23"/>
-    <w:bookmarkStart w:id="24" w:name="website"/>
+    <w:bookmarkStart w:id="25" w:name="X5cd9f73d56199210da9e1d06442fa7fc56cbb40"/>
     <w:p>
       <w:pPr>
         <w:pStyle w:val="Heading1"/>
@@ -299,16 +299,19 @@
       <w:pPr>
         <w:pStyle w:val="FirstParagraph"/>
       </w:pPr>
-      <w:r>
-        <w:rPr>
-          <w:bCs/>
-          <w:b/>
-        </w:rPr>
-        <w:t xml:space="preserve">https://nextownermarket.com</w:t>
-      </w:r>
-    </w:p>
-    <w:bookmarkEnd w:id="24"/>
-    <w:bookmarkStart w:id="25" w:name="action-button"/>
+      <w:hyperlink r:id="rId24">
+        <w:r>
+          <w:rPr>
+            <w:rStyle w:val="Hyperlink"/>
+            <w:bCs/>
+            <w:b/>
+          </w:rPr>
+          <w:t xml:space="preserve">https://nextownermarket.com</w:t>
+        </w:r>
+      </w:hyperlink>
+    </w:p>
+    <w:bookmarkEnd w:id="25"/>
+    <w:bookmarkStart w:id="27" w:name="X52ff760ce8751a6de826c97dae969c43b6df64e"/>
     <w:p>
       <w:pPr>
         <w:pStyle w:val="Heading1"/>
@@ -334,37 +337,22 @@
       <w:r>
         <w:t xml:space="preserve"> </w:t>
       </w:r>
-      <w:r>
-        <w:rPr>
-          <w:bCs/>
-          <w:b/>
-        </w:rPr>
-        <w:t xml:space="preserve">https://nextownermarket.com/try</w:t>
-      </w:r>
-      <w:r>
-        <w:t xml:space="preserve">. That’s the</w:t>
-      </w:r>
-      <w:r>
-        <w:t xml:space="preserve"> </w:t>
-      </w:r>
-      <w:r>
-        <w:t xml:space="preserve">“</w:t>
-      </w:r>
-      <w:r>
-        <w:t xml:space="preserve">try it free with your own photo</w:t>
-      </w:r>
-      <w:r>
-        <w:t xml:space="preserve">”</w:t>
-      </w:r>
-      <w:r>
-        <w:t xml:space="preserve"> </w:t>
-      </w:r>
-      <w:r>
-        <w:t xml:space="preserve">page, so the first thing people see is value, before any account.</w:t>
-      </w:r>
-    </w:p>
-    <w:bookmarkEnd w:id="25"/>
-    <w:bookmarkStart w:id="26" w:name="location"/>
+      <w:hyperlink r:id="rId26">
+        <w:r>
+          <w:rPr>
+            <w:rStyle w:val="Hyperlink"/>
+            <w:bCs/>
+            <w:b/>
+          </w:rPr>
+          <w:t xml:space="preserve">https://nextownermarket.com/try</w:t>
+        </w:r>
+      </w:hyperlink>
+      <w:r>
+        <w:t xml:space="preserve">. That's the "try it free with your own photo" page, so the first thing people see is value, before any account.</w:t>
+      </w:r>
+    </w:p>
+    <w:bookmarkEnd w:id="27"/>
+    <w:bookmarkStart w:id="28" w:name="X476015350609c5716169b84c0c92c7f4accfca0"/>
     <w:p>
       <w:pPr>
         <w:pStyle w:val="Heading1"/>
@@ -397,32 +385,14 @@
         <w:t xml:space="preserve">(city only), unless you want buyers driving to the warehouse. Pickup addresses are shared privately after a sale.</w:t>
       </w:r>
     </w:p>
-    <w:bookmarkEnd w:id="26"/>
-    <w:bookmarkStart w:id="27" w:name="longer-about-description"/>
+    <w:bookmarkEnd w:id="28"/>
+    <w:bookmarkStart w:id="29" w:name="Xe484651b42277f18b83b5a5a7c8dbf202d6739b"/>
     <w:p>
       <w:pPr>
         <w:pStyle w:val="Heading1"/>
       </w:pPr>
       <w:r>
-        <w:t xml:space="preserve">8. Longer</w:t>
-      </w:r>
-      <w:r>
-        <w:t xml:space="preserve"> </w:t>
-      </w:r>
-      <w:r>
-        <w:t xml:space="preserve">“</w:t>
-      </w:r>
-      <w:r>
-        <w:t xml:space="preserve">About</w:t>
-      </w:r>
-      <w:r>
-        <w:t xml:space="preserve">”</w:t>
-      </w:r>
-      <w:r>
-        <w:t xml:space="preserve"> </w:t>
-      </w:r>
-      <w:r>
-        <w:t xml:space="preserve">description</w:t>
+        <w:t xml:space="preserve">8. Longer "About" description</w:t>
       </w:r>
     </w:p>
     <w:p>
@@ -460,7 +430,7 @@
           <w:bCs/>
           <w:b/>
         </w:rPr>
-        <w:t xml:space="preserve">What’s it worth?</w:t>
+        <w:t xml:space="preserve">What's it worth?</w:t>
       </w:r>
       <w:r>
         <w:t xml:space="preserve"> </w:t>
@@ -488,7 +458,7 @@
         <w:t xml:space="preserve"> </w:t>
       </w:r>
       <w:r>
-        <w:t xml:space="preserve">Snap the item, type the tag price, and see what you’d really keep after eBay, Mercari, Poshmark or Facebook fees, before you reach the register.</w:t>
+        <w:t xml:space="preserve">Snap the item, type the tag price, and see what you'd really keep after eBay, Mercari, Poshmark or Facebook fees, before you reach the register.</w:t>
       </w:r>
       <w:r>
         <w:t xml:space="preserve"> </w:t>
@@ -559,8 +529,8 @@
         <w:t xml:space="preserve">👉 Try it free: nextownermarket.com</w:t>
       </w:r>
     </w:p>
-    <w:bookmarkEnd w:id="27"/>
-    <w:bookmarkStart w:id="28" w:name="first-post-pin-it-to-the-top"/>
+    <w:bookmarkEnd w:id="29"/>
+    <w:bookmarkStart w:id="31" w:name="X0fdbde3f23b1559078fb15aae1863adc07536f2"/>
     <w:p>
       <w:pPr>
         <w:pStyle w:val="Heading1"/>
@@ -592,7 +562,7 @@
         <w:pStyle w:val="BlockText"/>
       </w:pPr>
       <w:r>
-        <w:t xml:space="preserve">Snap a photo and our AI tells you what it’s worth, where it sells best, and writes the listing for you, for Facebook, eBay and 7 more sites. In a thrift store? Snap the item, type the tag price, and get a straight BUY or PASS with your profit after fees.</w:t>
+        <w:t xml:space="preserve">Snap a photo and our AI tells you what it's worth, where it sells best, and writes the listing for you, for Facebook, eBay and 7 more sites. In a thrift store? Snap the item, type the tag price, and get a straight BUY or PASS with your profit after fees.</w:t>
       </w:r>
     </w:p>
     <w:p>
@@ -608,31 +578,53 @@
         <w:pStyle w:val="BlockText"/>
       </w:pPr>
       <w:r>
-        <w:t xml:space="preserve">📸 Try it with your own photo: https://nextownermarket.com/try</w:t>
-      </w:r>
-      <w:r>
-        <w:t xml:space="preserve"> </w:t>
-      </w:r>
-      <w:r>
-        <w:t xml:space="preserve">🛒 Thrift check: https://nextownermarket.com/thrift</w:t>
-      </w:r>
+        <w:t xml:space="preserve">📸 Try it with your own photo:</w:t>
+      </w:r>
+      <w:r>
+        <w:t xml:space="preserve"> </w:t>
+      </w:r>
+      <w:hyperlink r:id="rId26">
+        <w:r>
+          <w:rPr>
+            <w:rStyle w:val="Hyperlink"/>
+          </w:rPr>
+          <w:t xml:space="preserve">https://nextownermarket.com/try</w:t>
+        </w:r>
+      </w:hyperlink>
+      <w:r>
+        <w:t xml:space="preserve"> </w:t>
+      </w:r>
+      <w:r>
+        <w:t xml:space="preserve">🛒 Thrift check:</w:t>
+      </w:r>
+      <w:r>
+        <w:t xml:space="preserve"> </w:t>
+      </w:r>
+      <w:hyperlink r:id="rId30">
+        <w:r>
+          <w:rPr>
+            <w:rStyle w:val="Hyperlink"/>
+          </w:rPr>
+          <w:t xml:space="preserve">https://nextownermarket.com/thrift</w:t>
+        </w:r>
+      </w:hyperlink>
     </w:p>
     <w:p>
       <w:pPr>
         <w:pStyle w:val="BlockText"/>
       </w:pPr>
       <w:r>
-        <w:t xml:space="preserve">Share what you find. Every find gets its own page, and I’ll feature the best ones here.</w:t>
-      </w:r>
-    </w:p>
-    <w:bookmarkEnd w:id="28"/>
-    <w:bookmarkStart w:id="29" w:name="after-its-set-up"/>
+        <w:t xml:space="preserve">Share what you find. Every find gets its own page, and I'll feature the best ones here.</w:t>
+      </w:r>
+    </w:p>
+    <w:bookmarkEnd w:id="31"/>
+    <w:bookmarkStart w:id="32" w:name="Xd000b8ddebb0ac858036d246f5958636cfe6ce7"/>
     <w:p>
       <w:pPr>
         <w:pStyle w:val="Heading1"/>
       </w:pPr>
       <w:r>
-        <w:t xml:space="preserve">10. After it’s set up</w:t>
+        <w:t xml:space="preserve">10. After it's set up</w:t>
       </w:r>
     </w:p>
     <w:p>
@@ -640,22 +632,10 @@
         <w:pStyle w:val="FirstParagraph"/>
       </w:pPr>
       <w:r>
-        <w:t xml:space="preserve">Send Claude the Page ID and token (</w:t>
-      </w:r>
-      <w:r>
-        <w:t xml:space="preserve">“</w:t>
-      </w:r>
-      <w:r>
-        <w:t xml:space="preserve">Facebook steps</w:t>
-      </w:r>
-      <w:r>
-        <w:t xml:space="preserve">”</w:t>
-      </w:r>
-      <w:r>
-        <w:t xml:space="preserve">). After that, up to 3 of your shared finds and 3 new listings post here automatically every day, each with the branded picture and a link back to the site.</w:t>
-      </w:r>
-    </w:p>
-    <w:bookmarkEnd w:id="29"/>
+        <w:t xml:space="preserve">Send Claude the Page ID and token ("Facebook steps"). After that, up to 3 of your shared finds and 3 new listings post here automatically every day, each with the branded picture and a link back to the site.</w:t>
+      </w:r>
+    </w:p>
+    <w:bookmarkEnd w:id="32"/>
     <w:sectPr/>
   </w:body>
 </w:document>
